--- a/Trackify_Weekly_Report_Week_2.docx
+++ b/Trackify_Weekly_Report_Week_2.docx
@@ -328,7 +328,7 @@
                 <w:b/>
                 <w:sz w:val="20"/>
               </w:rPr>
-              <w:t>Module Focus: Personal Financial Tracking, Category Budgets &amp; Multi-Format Data Export Engine</w:t>
+              <w:t>Module Focus: Financial Ledger CRUD, Category Budgets &amp; Multi-Format Data Exports</w:t>
               <w:br/>
             </w:r>
           </w:p>
@@ -342,7 +342,7 @@
                 <w:rFonts w:ascii="Arial" w:hAnsi="Arial"/>
                 <w:sz w:val="19"/>
               </w:rPr>
-              <w:t>• Income &amp; Expense Ledger: Developed full CRUD backend API (expenses.js) supporting transaction title, category, payment method, date range, and pagination limits.</w:t>
+              <w:t>• Income &amp; Expense Management API: Implemented full transaction CRUD endpoints (server/routes/expenses.js) with category filtering, payment method tagging, date range filters, and pagination query limits.</w:t>
             </w:r>
           </w:p>
           <w:p>
@@ -355,7 +355,7 @@
                 <w:rFonts w:ascii="Arial" w:hAnsi="Arial"/>
                 <w:sz w:val="19"/>
               </w:rPr>
-              <w:t>• Category Budgeting System: Built budget.js CRUD routes and Budget.jsx view to configure monthly category limits and render active overrun warnings.</w:t>
+              <w:t>• Category Budgeting &amp; Overrun Alerts: Built budget.js CRUD routes and Budget.jsx view to configure monthly category limits and render real-time budget overrun progress bars.</w:t>
             </w:r>
           </w:p>
           <w:p>
@@ -368,7 +368,7 @@
                 <w:rFonts w:ascii="Arial" w:hAnsi="Arial"/>
                 <w:sz w:val="19"/>
               </w:rPr>
-              <w:t>• Summary Analytics Engine: Developed analytics.js endpoints (GET /summary, GET /monthly comparison, GET /by-category aggregation) and integrated Recharts widgets.</w:t>
+              <w:t>• Multi-Format Data Export Engine: Developed csvExport.js utility and updated Reports.jsx &amp; Transactions.jsx to support PDF (jsPDF + autotable), CSV, and JSON report downloads.</w:t>
             </w:r>
           </w:p>
           <w:p>
@@ -381,7 +381,7 @@
                 <w:rFonts w:ascii="Arial" w:hAnsi="Arial"/>
                 <w:sz w:val="19"/>
               </w:rPr>
-              <w:t>• Multi-Format Data Export Engine: Created csvExport.js utility and enhanced Reports.jsx &amp; Transactions.jsx to support PDF (jsPDF + autotable), CSV, and JSON report downloads.</w:t>
+              <w:t>• Visual Analytics &amp; Dashboard Widgets: Developed analytics.js endpoints (GET /summary, GET /monthly comparison, GET /by-category aggregation) and integrated Recharts pie/bar charts.</w:t>
             </w:r>
           </w:p>
           <w:p>
@@ -394,7 +394,7 @@
                 <w:rFonts w:ascii="Arial" w:hAnsi="Arial"/>
                 <w:sz w:val="19"/>
               </w:rPr>
-              <w:t>• Data Seeding &amp; Verification: Built seed_trackify.js script populating initial user financial ledgers and verified client production build.</w:t>
+              <w:t>• Frontend Code Cleanup &amp; Verification: Removed legacy components, optimized client routes, and executed production build (npm run build).</w:t>
             </w:r>
           </w:p>
         </w:tc>
@@ -466,7 +466,7 @@
                 <w:rFonts w:ascii="Arial" w:hAnsi="Arial"/>
                 <w:sz w:val="19"/>
               </w:rPr>
-              <w:t>• Develop Social &amp; Group Expense Sharing module (Friends list, Direct peer messaging, Group bill creation).</w:t>
+              <w:t>• Implement Multi-Currency preference selection and dynamic formatting across ledgers.</w:t>
             </w:r>
           </w:p>
           <w:p>
@@ -479,7 +479,7 @@
                 <w:rFonts w:ascii="Arial" w:hAnsi="Arial"/>
                 <w:sz w:val="19"/>
               </w:rPr>
-              <w:t>• Build flexible Bill Splitting engine supporting Equal, Custom amount, and Percentage-based allocations.</w:t>
+              <w:t>• Build Automated Monthly Financial Reports dispatch via Email (Nodemailer).</w:t>
             </w:r>
           </w:p>
           <w:p>
@@ -492,7 +492,7 @@
                 <w:rFonts w:ascii="Arial" w:hAnsi="Arial"/>
                 <w:sz w:val="19"/>
               </w:rPr>
-              <w:t>• Develop Activity Heatmap grid and Spending Personality Quiz module to reach Checkpoint 1 milestone.</w:t>
+              <w:t>• Develop Activity Heatmap grid and Spending Personality Quiz assessment on the Profile page.</w:t>
             </w:r>
           </w:p>
         </w:tc>
@@ -536,7 +536,7 @@
           <w:rFonts w:ascii="Arial" w:hAnsi="Arial"/>
           <w:sz w:val="19"/>
         </w:rPr>
-        <w:t>2. jsPDF &amp; jspdf-autotable Documentation | Recharts Visualization API Guide</w:t>
+        <w:t>2. jsPDF &amp; jspdf-autotable API Guide | Recharts Data Visualization Documentation</w:t>
       </w:r>
     </w:p>
     <w:p>

--- a/Trackify_Weekly_Report_Week_2.docx
+++ b/Trackify_Weekly_Report_Week_2.docx
@@ -328,7 +328,7 @@
                 <w:b/>
                 <w:sz w:val="20"/>
               </w:rPr>
-              <w:t>Module Focus: Financial Ledger CRUD, Category Budgets &amp; Multi-Format Data Exports</w:t>
+              <w:t>Module Focus: Personal Financial Tracking, Category Budgets &amp; Multi-Format Data Export Engine</w:t>
               <w:br/>
             </w:r>
           </w:p>
@@ -342,7 +342,7 @@
                 <w:rFonts w:ascii="Arial" w:hAnsi="Arial"/>
                 <w:sz w:val="19"/>
               </w:rPr>
-              <w:t>• Income &amp; Expense Management API: Implemented full transaction CRUD endpoints (server/routes/expenses.js) with category filtering, payment method tagging, date range filters, and pagination query limits.</w:t>
+              <w:t>• Income &amp; Expense Ledger: Developed full CRUD backend API (expenses.js) supporting transaction title, category, payment method, date range, and pagination limits.</w:t>
             </w:r>
           </w:p>
           <w:p>
@@ -355,7 +355,7 @@
                 <w:rFonts w:ascii="Arial" w:hAnsi="Arial"/>
                 <w:sz w:val="19"/>
               </w:rPr>
-              <w:t>• Category Budgeting &amp; Overrun Alerts: Built budget.js CRUD routes and Budget.jsx view to configure monthly category limits and render real-time budget overrun progress bars.</w:t>
+              <w:t>• Category Budgeting System: Built budget.js CRUD routes and Budget.jsx view to configure monthly category limits and render active overrun warnings.</w:t>
             </w:r>
           </w:p>
           <w:p>
@@ -368,7 +368,7 @@
                 <w:rFonts w:ascii="Arial" w:hAnsi="Arial"/>
                 <w:sz w:val="19"/>
               </w:rPr>
-              <w:t>• Multi-Format Data Export Engine: Developed csvExport.js utility and updated Reports.jsx &amp; Transactions.jsx to support PDF (jsPDF + autotable), CSV, and JSON report downloads.</w:t>
+              <w:t>• Summary Analytics Engine: Developed analytics.js endpoints (GET /summary, GET /monthly comparison, GET /by-category aggregation) and integrated Recharts widgets.</w:t>
             </w:r>
           </w:p>
           <w:p>
@@ -381,7 +381,7 @@
                 <w:rFonts w:ascii="Arial" w:hAnsi="Arial"/>
                 <w:sz w:val="19"/>
               </w:rPr>
-              <w:t>• Visual Analytics &amp; Dashboard Widgets: Developed analytics.js endpoints (GET /summary, GET /monthly comparison, GET /by-category aggregation) and integrated Recharts pie/bar charts.</w:t>
+              <w:t>• Multi-Format Data Export Engine: Created csvExport.js utility and enhanced Reports.jsx &amp; Transactions.jsx to support PDF (jsPDF + autotable), CSV, and JSON report downloads.</w:t>
             </w:r>
           </w:p>
           <w:p>
@@ -394,7 +394,7 @@
                 <w:rFonts w:ascii="Arial" w:hAnsi="Arial"/>
                 <w:sz w:val="19"/>
               </w:rPr>
-              <w:t>• Frontend Code Cleanup &amp; Verification: Removed legacy components, optimized client routes, and executed production build (npm run build).</w:t>
+              <w:t>• Data Seeding &amp; Verification: Built seed_trackify.js script populating initial user financial ledgers and verified client production build.</w:t>
             </w:r>
           </w:p>
         </w:tc>
@@ -466,7 +466,7 @@
                 <w:rFonts w:ascii="Arial" w:hAnsi="Arial"/>
                 <w:sz w:val="19"/>
               </w:rPr>
-              <w:t>• Implement Multi-Currency preference selection and dynamic formatting across ledgers.</w:t>
+              <w:t>• Develop Social &amp; Group Expense Sharing module (Friends list, Direct peer messaging, Group bill creation).</w:t>
             </w:r>
           </w:p>
           <w:p>
@@ -479,7 +479,7 @@
                 <w:rFonts w:ascii="Arial" w:hAnsi="Arial"/>
                 <w:sz w:val="19"/>
               </w:rPr>
-              <w:t>• Build Automated Monthly Financial Reports dispatch via Email (Nodemailer).</w:t>
+              <w:t>• Build flexible Bill Splitting engine supporting Equal, Custom amount, and Percentage-based allocations.</w:t>
             </w:r>
           </w:p>
           <w:p>
@@ -492,7 +492,7 @@
                 <w:rFonts w:ascii="Arial" w:hAnsi="Arial"/>
                 <w:sz w:val="19"/>
               </w:rPr>
-              <w:t>• Develop Activity Heatmap grid and Spending Personality Quiz assessment on the Profile page.</w:t>
+              <w:t>• Develop Activity Heatmap grid, Spending Personality Quiz, Multi-Currency support, and Automated Email Monthly Reports.</w:t>
             </w:r>
           </w:p>
         </w:tc>
@@ -536,7 +536,7 @@
           <w:rFonts w:ascii="Arial" w:hAnsi="Arial"/>
           <w:sz w:val="19"/>
         </w:rPr>
-        <w:t>2. jsPDF &amp; jspdf-autotable API Guide | Recharts Data Visualization Documentation</w:t>
+        <w:t>2. jsPDF &amp; jspdf-autotable Documentation | Recharts Visualization API Guide</w:t>
       </w:r>
     </w:p>
     <w:p>

--- a/Trackify_Weekly_Report_Week_2.docx
+++ b/Trackify_Weekly_Report_Week_2.docx
@@ -466,7 +466,7 @@
                 <w:rFonts w:ascii="Arial" w:hAnsi="Arial"/>
                 <w:sz w:val="19"/>
               </w:rPr>
-              <w:t>• Develop Social &amp; Group Expense Sharing module (Friends list, Direct peer messaging, Group bill creation).</w:t>
+              <w:t>• Implement Multi-Currency preference selection and dynamic formatting across ledgers.</w:t>
             </w:r>
           </w:p>
           <w:p>
@@ -479,7 +479,7 @@
                 <w:rFonts w:ascii="Arial" w:hAnsi="Arial"/>
                 <w:sz w:val="19"/>
               </w:rPr>
-              <w:t>• Build flexible Bill Splitting engine supporting Equal, Custom amount, and Percentage-based allocations.</w:t>
+              <w:t>• Build Automated Monthly Financial Reports dispatch via Email (Nodemailer).</w:t>
             </w:r>
           </w:p>
           <w:p>
@@ -492,7 +492,7 @@
                 <w:rFonts w:ascii="Arial" w:hAnsi="Arial"/>
                 <w:sz w:val="19"/>
               </w:rPr>
-              <w:t>• Develop Activity Heatmap grid, Spending Personality Quiz, Multi-Currency support, and Automated Email Monthly Reports.</w:t>
+              <w:t>• Reach Checkpoint 1 milestone tag on GitHub.</w:t>
             </w:r>
           </w:p>
         </w:tc>
